--- a/docs-forms/02_국외여행계약서_희망여행.docx
+++ b/docs-forms/02_국외여행계약서_희망여행.docx
@@ -929,7 +929,7 @@
           <w:color w:val="444444"/>
           <w:sz w:val="17"/>
         </w:rPr>
-        <w:t>사업자등록번호 496-16-02952 | 통신판매업 신고 제2026-부산해운대-1252호 | 관광사업 등록 제2026-000003호</w:t>
+        <w:t>사업자등록번호 496-16-02952 | 통신판매업 신고 제2026-부산해운대-1252호</w:t>
         <w:br/>
       </w:r>
       <w:r>

--- a/docs-forms/02_국외여행계약서_희망여행.docx
+++ b/docs-forms/02_국외여행계약서_희망여행.docx
@@ -18,6 +18,59 @@
       </w:pPr>
       <w:r>
         <w:t>02. 국외여행계약서 (희망여행·맞춤형)</w:t>
+      </w:r>
+    </w:p>
+    <w:p>
+      <w:pPr>
+        <w:pStyle w:val="Heading2"/>
+      </w:pPr>
+      <w:r>
+        <w:t>실무 5대 수칙 (담당자 준수사항)</w:t>
+      </w:r>
+    </w:p>
+    <w:p>
+      <w:pPr>
+        <w:pStyle w:val="ListBullet"/>
+      </w:pPr>
+      <w:r>
+        <w:t>(1) PC 비밀번호·백신을 최신으로 유지합니다 (개인정보보호법 제29조 안전조치의무, 위반 시 5천만원 이하 과태료).</w:t>
+      </w:r>
+    </w:p>
+    <w:p>
+      <w:pPr>
+        <w:pStyle w:val="ListBullet"/>
+      </w:pPr>
+      <w:r>
+        <w:t>(2) 카드번호·CVC를 카톡·종이에 남기지 않고 즉시 파기하며, PG 승인번호만 보관합니다 (여신전문금융업법 제70조, 위반 시 7년 이하 징역 또는 5천만원 이하 벌금, CVC 저장은 절대 금지).</w:t>
+      </w:r>
+    </w:p>
+    <w:p>
+      <w:pPr>
+        <w:pStyle w:val="ListBullet"/>
+      </w:pPr>
+      <w:r>
+        <w:t>(3) 여권사본을 폰 갤러리에 두지 말고 암호폴더에 보관하며, 예약 완료 후 즉시 삭제합니다 (고유식별정보는 별도 동의+암호화, 개인정보보호법 제71조 위반 시 5년 이하 징역 또는 5천만원 이하 벌금).</w:t>
+      </w:r>
+    </w:p>
+    <w:p>
+      <w:pPr>
+        <w:pStyle w:val="ListBullet"/>
+      </w:pPr>
+      <w:r>
+        <w:t>(4) 결제 전에 여행약관 동의와 제3자 제공 동의를 별도 체크박스로 분리해 받습니다 (미동의 상태로 처리 시 형사처벌 대상이 될 수 있습니다).</w:t>
+      </w:r>
+    </w:p>
+    <w:p>
+      <w:pPr>
+        <w:pStyle w:val="ListBullet"/>
+      </w:pPr>
+      <w:r>
+        <w:t>(5) 마케팅 문자는 별도 동의한 고객에게만 보내며, 매건 (광고) 표기와 수신거부 안내를 넣고 21시~8시에는 발송하지 않습니다 (정보통신망법, 위반 시 3천만원 이하 과태료).</w:t>
+      </w:r>
+    </w:p>
+    <w:p>
+      <w:r>
+        <w:br w:type="page"/>
       </w:r>
     </w:p>
     <w:p>
@@ -218,6 +271,45 @@
     <w:p>
       <w:r>
         <w:t>(1) 여행자는 여권 유효기간(귀국일 기준 6개월 이상 권장)과 목적지 입국요건(ESTA·eTA·비자 등)을 스스로 확보합니다. 미비로 인한 입국거부·항공탑승 거부의 불이익은 여행자가 부담합니다. (2) 외국인 가족 포함 시 여권 영문명 오기재의 책임은 여행자에게 있으며, 항공권 재발행 비용은 여행자가 부담합니다. (3) 당사는 출발 14일 전에 서류 체크리스트를 제공합니다.</w:t>
+      </w:r>
+    </w:p>
+    <w:p>
+      <w:pPr>
+        <w:pStyle w:val="Heading2"/>
+      </w:pPr>
+      <w:r>
+        <w:t>제15조의2 (호텔 예약 특약)</w:t>
+      </w:r>
+    </w:p>
+    <w:p>
+      <w:r>
+        <w:t>체크인 규정과 취소 마감은 해당 호텔의 약관이 우선 적용됩니다. 노쇼(무단 미투숙) 시 1박 요금이 발생할 수 있습니다.</w:t>
+      </w:r>
+    </w:p>
+    <w:p>
+      <w:pPr>
+        <w:pStyle w:val="Heading2"/>
+      </w:pPr>
+      <w:r>
+        <w:t>제15조의3 (골프 티타임 특약)</w:t>
+      </w:r>
+    </w:p>
+    <w:p>
+      <w:r>
+        <w:t>티타임 확약 조건·우천·서리 지연 시 대체 편성 원칙은 해당 골프장의 규정을 따릅니다. 골프장 자체 취소규정이 이 계약의 일반 취소수수료율보다 우선 적용됩니다.</w:t>
+      </w:r>
+    </w:p>
+    <w:p>
+      <w:pPr>
+        <w:pStyle w:val="Heading2"/>
+      </w:pPr>
+      <w:r>
+        <w:t>제15조의4 (항공 예약 특약)</w:t>
+      </w:r>
+    </w:p>
+    <w:p>
+      <w:r>
+        <w:t>여권 영문명 오기재로 인한 항공권 재발행 비용은 여행자가 부담합니다. 항공사 스케줄 변경 시 당사는 대체편을 안내할 의무를 지며, 차액은 실비 기준으로 정산합니다.</w:t>
       </w:r>
     </w:p>
     <w:p>

--- a/docs-forms/02_국외여행계약서_희망여행.docx
+++ b/docs-forms/02_국외여행계약서_희망여행.docx
@@ -192,7 +192,7 @@
     </w:p>
     <w:p>
       <w:r>
-        <w:t>계약 시에만 성명·연락처·여권정보·비상연락처의 최소 항목을 수집합니다. 보유기간은 전자상거래법 거래기록 기준 5년이며 이후 파기합니다. 예약 처리를 위해 항공사·호텔·골프장·차량 업체에 필요한 범위에서 제공합니다. 국외이전은 하지 않습니다.</w:t>
+        <w:t>계약 시에만 성명·연락처·여권정보·비상연락처의 최소 항목을 수집합니다. 보유기간은 전자상거래법 거래기록 기준 5년이며 이후 파기합니다. 예약 처리를 위해 항공사·호텔·골프장·차량 업체에 필요한 범위에서 제공합니다. 국외이전이 필요한 경우(현지 랜드사를 통한 예약, ESTA/eTA 신청 대행 등)에는 개인정보 동의서 §3-2·§4에 따라 이전받는 자·국가·항목·목적·보유기간을 별도로 고지하고 동의를 받습니다.</w:t>
       </w:r>
     </w:p>
     <w:p>

--- a/docs-forms/02_국외여행계약서_희망여행.docx
+++ b/docs-forms/02_국외여행계약서_희망여행.docx
@@ -114,7 +114,20 @@
     </w:p>
     <w:p>
       <w:r>
-        <w:t>여행요금은 실비(항공·숙박·골프·차량 등 실제 지급액)와 알선수수료로 나눕니다. 부가세는 알선수수료에만 붙고 실비는 구분해서 기장합니다. 현금영수증은 10만원 이상 결제분부터 의무로 발행합니다.</w:t>
+        <w:t>여행요금은 실비(항공·숙박·골프·차량 등 실제 지급액)와 알선수수료로 나눕니다. 부가세는 알선수수료에만 붙고 실비는 구분해서 기장합니다. 현금영수증은 10만원 이상 결제분부터 의무로 발행합니다. 세금계산서·현금영수증은 알선수수료분에 한해 발행하며, 국외 지불대행금(그린피·숙박비 등)은 여행 수배 정산 내역서로 영수 증빙을 갈음합니다.</w:t>
+      </w:r>
+    </w:p>
+    <w:p>
+      <w:pPr>
+        <w:pStyle w:val="Heading2"/>
+      </w:pPr>
+      <w:r>
+        <w:t>제3조의2 (환율 연동 특약)</w:t>
+      </w:r>
+    </w:p>
+    <w:p>
+      <w:r>
+        <w:t>외화 기준 금액은 계약 체결일 외환은행 최초 고시 매매기준율을 기준으로 산정합니다. 잔금 결제일 환율이 기준 대비 3% 이상 변동하면 차액을 잔금에 반영해 정산하거나 환급합니다.</w:t>
       </w:r>
     </w:p>
     <w:p>
@@ -205,7 +218,7 @@
     </w:p>
     <w:p>
       <w:r>
-        <w:t>결제는 포트원 결제링크와 계좌이체로 받습니다. 카드번호·유효기간·보안코드 등 카드정보는 직접 수집하지 않습니다. 현금 결제 5만원 초과분은 에스크로(결제대금예치) 이용을 안내합니다.</w:t>
+        <w:t>결제는 포트원 결제링크와 계좌이체로 받습니다. 카드번호·유효기간·보안코드 등 카드정보는 직접 수집하지 않습니다. 현금 결제 5만원 초과분은 에스크로(결제대금예치) 이용을 안내합니다. 항공권 원가는 항공사 또는 B2B 도매사 가맹점 명의로 직접 결제되며, 항공 수속 대행분은 TASF로 분리 승인하거나 별도 정산합니다. 항공사 발권시한(TTL) 내 결제가 안 되면 좌석이 자동 취소되거나 요금이 오를 수 있으며 그 책임은 여행자에게 있습니다. 여신전문금융업법 제19조에 따라 카드 수수료를 여행자에게 가산 청구하지 않으며, 모든 카드 결제는 여행자 본인 명의 카드로만 진행합니다.</w:t>
       </w:r>
     </w:p>
     <w:p>
@@ -218,7 +231,7 @@
     </w:p>
     <w:p>
       <w:r>
-        <w:t>당사는 알선한 예약의 정확성과 출발 전 안내 의무를 집니다. 천재지변·항공사 결항·골프장 휴장 등 당사 귀책이 아닌 사유는 해당 업체 규정과 약관에 따라 처리합니다.</w:t>
+        <w:t>당사는 알선한 예약의 정확성과 출발 전 안내 의무를 집니다. 천재지변·항공사 결항·골프장 휴장 등 당사 귀책이 아닌 사유는 해당 업체 규정과 약관에 따라 처리합니다. 현지 기상악화로 골프장이 공식 코스 클로즈를 선언하면 그린피 환불 또는 우천 쿠폰(Rain Check) 발행을 중개합니다. 여행자가 자발적으로 라운드를 포기하면 환불이 안 되며, 보수공사 등 불가항 사유에는 동급 대체 골프장을 수배해 제시합니다.</w:t>
       </w:r>
     </w:p>
     <w:p>
@@ -310,6 +323,19 @@
     <w:p>
       <w:r>
         <w:t>여권 영문명 오기재로 인한 항공권 재발행 비용은 여행자가 부담합니다. 항공사 스케줄 변경 시 당사는 대체편을 안내할 의무를 지며, 차액은 실비 기준으로 정산합니다.</w:t>
+      </w:r>
+    </w:p>
+    <w:p>
+      <w:pPr>
+        <w:pStyle w:val="Heading2"/>
+      </w:pPr>
+      <w:r>
+        <w:t>제15조의5 (비밀유지)</w:t>
+      </w:r>
+    </w:p>
+    <w:p>
+      <w:r>
+        <w:t>당사는 여행자의 개인정보·여행 동선·거래 내역을 비밀로 유지하며, 계약서에 없는 사항은 관계 법령과 상관례에 따릅니다.</w:t>
       </w:r>
     </w:p>
     <w:p>
